--- a/111.docx
+++ b/111.docx
@@ -465,7 +465,7 @@
                 <w:rFonts w:ascii="Times New Roman" w:hAnsi="Times New Roman"/>
                 <w:sz w:val="28"/>
               </w:rPr>
-              <w:t>Ірна Дикуша</w:t>
+              <w:t>Ірина Дикуша</w:t>
             </w:r>
           </w:p>
         </w:tc>
@@ -580,7 +580,7 @@
                 <w:rFonts w:ascii="Times New Roman" w:hAnsi="Times New Roman"/>
                 <w:sz w:val="28"/>
               </w:rPr>
-              <w:t>Ірна Дикуша</w:t>
+              <w:t>Ірина Дикуша</w:t>
             </w:r>
           </w:p>
         </w:tc>
@@ -695,7 +695,7 @@
                 <w:rFonts w:ascii="Times New Roman" w:hAnsi="Times New Roman"/>
                 <w:sz w:val="28"/>
               </w:rPr>
-              <w:t>Ірна Дикуша</w:t>
+              <w:t>Ірина Дикуша</w:t>
             </w:r>
           </w:p>
         </w:tc>
@@ -810,7 +810,7 @@
                 <w:rFonts w:ascii="Times New Roman" w:hAnsi="Times New Roman"/>
                 <w:sz w:val="28"/>
               </w:rPr>
-              <w:t>Ірна Дикуша</w:t>
+              <w:t>Ірина Дикуша</w:t>
             </w:r>
           </w:p>
         </w:tc>
@@ -925,7 +925,7 @@
                 <w:rFonts w:ascii="Times New Roman" w:hAnsi="Times New Roman"/>
                 <w:sz w:val="28"/>
               </w:rPr>
-              <w:t>Ірна Дикуша</w:t>
+              <w:t>Ірина Дикуша</w:t>
             </w:r>
           </w:p>
         </w:tc>
@@ -1040,7 +1040,7 @@
                 <w:rFonts w:ascii="Times New Roman" w:hAnsi="Times New Roman"/>
                 <w:sz w:val="28"/>
               </w:rPr>
-              <w:t>Ірна Дикуша</w:t>
+              <w:t>Ірина Дикуша</w:t>
             </w:r>
           </w:p>
         </w:tc>
@@ -1155,7 +1155,7 @@
                 <w:rFonts w:ascii="Times New Roman" w:hAnsi="Times New Roman"/>
                 <w:sz w:val="28"/>
               </w:rPr>
-              <w:t>Ірна Дикуша</w:t>
+              <w:t>Ірина Дикуша</w:t>
             </w:r>
           </w:p>
         </w:tc>
@@ -1941,7 +1941,7 @@
                 <w:rFonts w:ascii="Times New Roman" w:hAnsi="Times New Roman"/>
                 <w:sz w:val="28"/>
               </w:rPr>
-              <w:t>Провести роботи по вивезення дверей з газону по бульвару Будівельників.</w:t>
+              <w:t>Провести роботи по очищенню опор освітлення від оголошень «Асфальтні роботи» по пр.Ювілейний (в районі ринку)</w:t>
             </w:r>
           </w:p>
         </w:tc>
@@ -1960,7 +1960,7 @@
                 <w:rFonts w:ascii="Times New Roman" w:hAnsi="Times New Roman"/>
                 <w:sz w:val="28"/>
               </w:rPr>
-              <w:t>Ніна Москаленко</w:t>
+              <w:t>Михайло Леонтьєв</w:t>
             </w:r>
           </w:p>
         </w:tc>
@@ -2056,7 +2056,7 @@
                 <w:rFonts w:ascii="Times New Roman" w:hAnsi="Times New Roman"/>
                 <w:sz w:val="28"/>
               </w:rPr>
-              <w:t>Тримати на контролі проведення рейдів КП «Муніципальна варта» за наданим переліком адрес продажу овочів без дозвільних документів.</w:t>
+              <w:t>Провести роботи по вивезення дверей з газону по бульвару Будівельників.</w:t>
             </w:r>
           </w:p>
         </w:tc>
@@ -2075,7 +2075,7 @@
                 <w:rFonts w:ascii="Times New Roman" w:hAnsi="Times New Roman"/>
                 <w:sz w:val="28"/>
               </w:rPr>
-              <w:t>Сергій Бочін</w:t>
+              <w:t>Ніна Москаленко</w:t>
             </w:r>
           </w:p>
         </w:tc>
@@ -2171,7 +2171,7 @@
                 <w:rFonts w:ascii="Times New Roman" w:hAnsi="Times New Roman"/>
                 <w:sz w:val="28"/>
               </w:rPr>
-              <w:t>Направити повторно лист до Інституту механіки та автоматики агропромислового виробництва щодо приведення теплової мережі до належного стану відповідно до чинних норм і вимог.</w:t>
+              <w:t>Тримати на контролі проведення рейдів КП «Муніципальна варта» за наданим переліком адрес продажу овочів без дозвільних документів.</w:t>
             </w:r>
           </w:p>
         </w:tc>
@@ -2286,7 +2286,7 @@
                 <w:rFonts w:ascii="Times New Roman" w:hAnsi="Times New Roman"/>
                 <w:sz w:val="28"/>
               </w:rPr>
-              <w:t>Опрацювати питання з «Veladis» щодо відновлення кришки оглядового колодязя на зеленої зони біля нового будівництва по вул.Василя Сергієнка.</w:t>
+              <w:t>Направити повторно лист до Інституту механіки та автоматики агропромислового виробництва щодо приведення теплової мережі до належного стану відповідно до чинних норм і вимог.</w:t>
             </w:r>
           </w:p>
         </w:tc>
@@ -2401,7 +2401,7 @@
                 <w:rFonts w:ascii="Times New Roman" w:hAnsi="Times New Roman"/>
                 <w:sz w:val="28"/>
               </w:rPr>
-              <w:t>Провести роботи по очищенню опор освітлення від оголошень «Асфальтні роботи» по пр.Ювілейний (в районі ринку). Призначити наступне засідання робочої групи з питань комплексного благоустрою території Хортицького району м.Запоріжжя на 22.07.2026 о 1000.</w:t>
+              <w:t>Опрацювати питання з «Veladis» щодо відновлення кришки оглядового колодязя на зеленої зони біля нового будівництва по вул.Василя Сергієнка.</w:t>
             </w:r>
           </w:p>
         </w:tc>
@@ -2420,7 +2420,7 @@
                 <w:rFonts w:ascii="Times New Roman" w:hAnsi="Times New Roman"/>
                 <w:sz w:val="28"/>
               </w:rPr>
-              <w:t>Михайло Леонтьєв</w:t>
+              <w:t>Сергій Бочін</w:t>
             </w:r>
           </w:p>
         </w:tc>
@@ -2516,7 +2516,7 @@
                 <w:rFonts w:ascii="Times New Roman" w:hAnsi="Times New Roman"/>
                 <w:sz w:val="28"/>
               </w:rPr>
-              <w:t>Розглянути можливість фарбування бордюрного каменю кільця по пр.Ювілейний.</w:t>
+              <w:t>Призначити наступне засідання робочої групи з питань комплексного благоустрою території Хортицького району м.Запоріжжя на 22.07.2026 о 1000.</w:t>
             </w:r>
           </w:p>
         </w:tc>
@@ -2535,7 +2535,7 @@
                 <w:rFonts w:ascii="Times New Roman" w:hAnsi="Times New Roman"/>
                 <w:sz w:val="28"/>
               </w:rPr>
-              <w:t>Ірина Бардакова</w:t>
+              <w:t>Не вказано</w:t>
             </w:r>
           </w:p>
         </w:tc>
@@ -2573,7 +2573,7 @@
                 <w:rFonts w:ascii="Times New Roman" w:hAnsi="Times New Roman"/>
                 <w:sz w:val="28"/>
               </w:rPr>
-              <w:t>29.07.2026</w:t>
+              <w:t>22.07.2026</w:t>
             </w:r>
           </w:p>
         </w:tc>
@@ -2631,7 +2631,7 @@
                 <w:rFonts w:ascii="Times New Roman" w:hAnsi="Times New Roman"/>
                 <w:sz w:val="28"/>
               </w:rPr>
-              <w:t>По вул.Чотирнадцятого жовтня проаналізувати стан дорожньої смуги (виконати зняття «напливу» асфальту).</w:t>
+              <w:t>Розглянути можливість фарбування бордюрного каменю кільця по пр.Ювілейний.</w:t>
             </w:r>
           </w:p>
         </w:tc>
@@ -2746,7 +2746,7 @@
                 <w:rFonts w:ascii="Times New Roman" w:hAnsi="Times New Roman"/>
                 <w:sz w:val="28"/>
               </w:rPr>
-              <w:t>Тримати на контролі питання приведення власниками контейнерного майданчику по вул.Рубана, 22 до його належного стану.</w:t>
+              <w:t>По вул.Чотирнадцятого жовтня проаналізувати стан дорожньої смуги (виконати зняття «напливу» асфальту).</w:t>
             </w:r>
           </w:p>
         </w:tc>
@@ -2765,7 +2765,7 @@
                 <w:rFonts w:ascii="Times New Roman" w:hAnsi="Times New Roman"/>
                 <w:sz w:val="28"/>
               </w:rPr>
-              <w:t>Ірна Дикуша</w:t>
+              <w:t>Ірина Бардакова</w:t>
             </w:r>
           </w:p>
         </w:tc>
@@ -2861,7 +2861,7 @@
                 <w:rFonts w:ascii="Times New Roman" w:hAnsi="Times New Roman"/>
                 <w:sz w:val="28"/>
               </w:rPr>
-              <w:t>Провести роботу щодо проведення покосу трав крамницями на колі пр.Ювілейний/вул.Запорозького козацтва.</w:t>
+              <w:t>Тримати на контролі питання приведення власниками контейнерного майданчику по вул.Рубана, 22 до його належного стану.</w:t>
             </w:r>
           </w:p>
         </w:tc>
@@ -2880,7 +2880,7 @@
                 <w:rFonts w:ascii="Times New Roman" w:hAnsi="Times New Roman"/>
                 <w:sz w:val="28"/>
               </w:rPr>
-              <w:t>Ірна Дикуша</w:t>
+              <w:t>Ірина Дикуша</w:t>
             </w:r>
           </w:p>
         </w:tc>
@@ -2976,7 +2976,7 @@
                 <w:rFonts w:ascii="Times New Roman" w:hAnsi="Times New Roman"/>
                 <w:sz w:val="28"/>
               </w:rPr>
-              <w:t>Тримати на контролі питання приведення до належного стану прилеглої території до недобудованих гаражів по вул.Калнишевського, 10 А.</w:t>
+              <w:t>Провести роботу щодо проведення покосу трав крамницями на колі пр.Ювілейний/вул.Запорозького козацтва.</w:t>
             </w:r>
           </w:p>
         </w:tc>
@@ -2995,7 +2995,7 @@
                 <w:rFonts w:ascii="Times New Roman" w:hAnsi="Times New Roman"/>
                 <w:sz w:val="28"/>
               </w:rPr>
-              <w:t>Ірна Дикуша</w:t>
+              <w:t>Ірина Дикуша</w:t>
             </w:r>
           </w:p>
         </w:tc>
@@ -3091,7 +3091,7 @@
                 <w:rFonts w:ascii="Times New Roman" w:hAnsi="Times New Roman"/>
                 <w:sz w:val="28"/>
               </w:rPr>
-              <w:t>Провести роботу з власниками рекламної таблички «Мідас» по вул.Ентузіастів/Запорозького козацтва щодо незаконності розміщення реклами на зеленій зоні.</w:t>
+              <w:t>Тримати на контролі питання приведення до належного стану прилеглої території до недобудованих гаражів по вул.Калнишевського, 10 А.</w:t>
             </w:r>
           </w:p>
         </w:tc>
@@ -3110,7 +3110,7 @@
                 <w:rFonts w:ascii="Times New Roman" w:hAnsi="Times New Roman"/>
                 <w:sz w:val="28"/>
               </w:rPr>
-              <w:t>Ірна Дикуша</w:t>
+              <w:t>Ірина Дикуша</w:t>
             </w:r>
           </w:p>
         </w:tc>
@@ -3206,7 +3206,7 @@
                 <w:rFonts w:ascii="Times New Roman" w:hAnsi="Times New Roman"/>
                 <w:sz w:val="28"/>
               </w:rPr>
-              <w:t>Провести роботу щодо ліквідації незаконно розміщеної реклами по пр.Ювілейний, 22 (Правексбанк, стоматологія), пр.Ювілейний, 33, банера по пр.Ювілейний, 27, по вул.Героїв 93-ї бригади, дорога від залізничного переїзду до вул.Василя Сергієнка (БАМ), провести роботу з ліквідації.</w:t>
+              <w:t>Провести роботу з власниками рекламної таблички «Мідас» по вул.Ентузіастів/Запорозького козацтва щодо незаконності розміщення реклами на зеленій зоні.</w:t>
             </w:r>
           </w:p>
         </w:tc>
@@ -3225,7 +3225,7 @@
                 <w:rFonts w:ascii="Times New Roman" w:hAnsi="Times New Roman"/>
                 <w:sz w:val="28"/>
               </w:rPr>
-              <w:t>Ірна Дикуша</w:t>
+              <w:t>Ірина Дикуша</w:t>
             </w:r>
           </w:p>
         </w:tc>
@@ -3321,7 +3321,7 @@
                 <w:rFonts w:ascii="Times New Roman" w:hAnsi="Times New Roman"/>
                 <w:sz w:val="28"/>
               </w:rPr>
-              <w:t>Провести роботу з власником недобудованого магазину по вул. Стародніпровська, 12б.</w:t>
+              <w:t>Провести роботу щодо ліквідації незаконно розміщеної реклами по пр.Ювілейний, 22 (Правексбанк, стоматологія), пр.Ювілейний, 33, банера по пр.Ювілейний, 27, по вул.Героїв 93-ї бригади, дорога від залізничного переїзду до вул.Василя Сергієнка (БАМ), провести роботу з ліквідації.</w:t>
             </w:r>
           </w:p>
         </w:tc>
@@ -3340,7 +3340,7 @@
                 <w:rFonts w:ascii="Times New Roman" w:hAnsi="Times New Roman"/>
                 <w:sz w:val="28"/>
               </w:rPr>
-              <w:t>Ірна Дикуша</w:t>
+              <w:t>Ірина Дикуша</w:t>
             </w:r>
           </w:p>
         </w:tc>
@@ -3436,7 +3436,7 @@
                 <w:rFonts w:ascii="Times New Roman" w:hAnsi="Times New Roman"/>
                 <w:sz w:val="28"/>
               </w:rPr>
-              <w:t>Надати проблемні питання щодо усунення недоліків АТ «Укртелеком» (м.Дніпро) на території Хортицького району.</w:t>
+              <w:t>Провести роботу з власником недобудованого магазину по вул. Стародніпровська, 12б.</w:t>
             </w:r>
           </w:p>
         </w:tc>
@@ -3455,7 +3455,7 @@
                 <w:rFonts w:ascii="Times New Roman" w:hAnsi="Times New Roman"/>
                 <w:sz w:val="28"/>
               </w:rPr>
-              <w:t>Аліна Лисенко-Гаманюк</w:t>
+              <w:t>Ірина Дикуша</w:t>
             </w:r>
           </w:p>
         </w:tc>
@@ -3551,7 +3551,7 @@
                 <w:rFonts w:ascii="Times New Roman" w:hAnsi="Times New Roman"/>
                 <w:sz w:val="28"/>
               </w:rPr>
-              <w:t>Прибрати опори освітлення по вул.Рубана та бульвар Будівельників.</w:t>
+              <w:t>Надати проблемні питання щодо усунення недоліків АТ «Укртелеком» (м.Дніпро) на території Хортицького району.</w:t>
             </w:r>
           </w:p>
         </w:tc>
@@ -3570,7 +3570,7 @@
                 <w:rFonts w:ascii="Times New Roman" w:hAnsi="Times New Roman"/>
                 <w:sz w:val="28"/>
               </w:rPr>
-              <w:t>Михайло Леонтьєв</w:t>
+              <w:t>Аліна Лисенко-Гаманюк</w:t>
             </w:r>
           </w:p>
         </w:tc>
@@ -3666,7 +3666,7 @@
                 <w:rFonts w:ascii="Times New Roman" w:hAnsi="Times New Roman"/>
                 <w:sz w:val="28"/>
               </w:rPr>
-              <w:t>Тримати на контролі питання приведення до належного технічного стану колодязів мереж біля недобудови по пр.Ювілейний, 24а.</w:t>
+              <w:t>Прибрати опори освітлення по вул.Рубана та бульвар Будівельників.</w:t>
             </w:r>
           </w:p>
         </w:tc>
@@ -3685,7 +3685,7 @@
                 <w:rFonts w:ascii="Times New Roman" w:hAnsi="Times New Roman"/>
                 <w:sz w:val="28"/>
               </w:rPr>
-              <w:t>Сергій Бочін</w:t>
+              <w:t>Михайло Леонтьєв</w:t>
             </w:r>
           </w:p>
         </w:tc>
@@ -3781,7 +3781,7 @@
                 <w:rFonts w:ascii="Times New Roman" w:hAnsi="Times New Roman"/>
                 <w:sz w:val="28"/>
               </w:rPr>
-              <w:t>Під час організації робіт з видалення дерев запланувати видалення аварійних дерев по пр.Інженера Преображенського, пр.Інженера Преображенського/вул.Світла та вул.Стародніпровська.</w:t>
+              <w:t>Тримати на контролі питання приведення до належного технічного стану колодязів мереж біля недобудови по пр.Ювілейний, 24а.</w:t>
             </w:r>
           </w:p>
         </w:tc>
@@ -3896,7 +3896,7 @@
                 <w:rFonts w:ascii="Times New Roman" w:hAnsi="Times New Roman"/>
                 <w:sz w:val="28"/>
               </w:rPr>
-              <w:t>Опрацювати питання з КП «ЕЛУАШ» щодо можливості виконання робіт з відновлення бордюру дитячого центру «Дитячий рух» по вул.Рубана, 22.</w:t>
+              <w:t>Під час організації робіт з видалення дерев запланувати видалення аварійних дерев по пр.Інженера Преображенського, пр.Інженера Преображенського/вул.Світла та вул.Стародніпровська.</w:t>
             </w:r>
           </w:p>
         </w:tc>
@@ -4011,7 +4011,7 @@
                 <w:rFonts w:ascii="Times New Roman" w:hAnsi="Times New Roman"/>
                 <w:sz w:val="28"/>
               </w:rPr>
-              <w:t>Провести роботи по фарбуванню колесовідбіних брусів по пр.Інженера Преображенського, вул.Калнишевського/вул.Дорошенка, БАМ.</w:t>
+              <w:t>Опрацювати питання з КП «ЕЛУАШ» щодо можливості виконання робіт з відновлення бордюру дитячого центру «Дитячий рух» по вул.Рубана, 22.</w:t>
             </w:r>
           </w:p>
         </w:tc>
@@ -4030,7 +4030,7 @@
                 <w:rFonts w:ascii="Times New Roman" w:hAnsi="Times New Roman"/>
                 <w:sz w:val="28"/>
               </w:rPr>
-              <w:t>Ірина Бардакова</w:t>
+              <w:t>Сергій Бочін</w:t>
             </w:r>
           </w:p>
         </w:tc>
@@ -4068,7 +4068,7 @@
                 <w:rFonts w:ascii="Times New Roman" w:hAnsi="Times New Roman"/>
                 <w:sz w:val="28"/>
               </w:rPr>
-              <w:t>05.08.2026</w:t>
+              <w:t>29.07.2026</w:t>
             </w:r>
           </w:p>
         </w:tc>
@@ -4126,7 +4126,7 @@
                 <w:rFonts w:ascii="Times New Roman" w:hAnsi="Times New Roman"/>
                 <w:sz w:val="28"/>
               </w:rPr>
-              <w:t>Провести ремонтні роботи паркану по пр.Інженера Преображенського, 11.</w:t>
+              <w:t>Провести роботи по фарбуванню колесовідбіних брусів по пр.Інженера Преображенського, вул.Калнишевського/вул.Дорошенка, БАМ.</w:t>
             </w:r>
           </w:p>
         </w:tc>
@@ -4241,7 +4241,7 @@
                 <w:rFonts w:ascii="Times New Roman" w:hAnsi="Times New Roman"/>
                 <w:sz w:val="28"/>
               </w:rPr>
-              <w:t>Тримати на контролі розгляд звернення від мешканців району щодо ліквідації сміттєзвалища вздовж огорожі розважального комплексу «Район», яке розташоване на землях Долинської ОТГ.</w:t>
+              <w:t>Провести ремонтні роботи паркану по пр.Інженера Преображенського, 11.</w:t>
             </w:r>
           </w:p>
         </w:tc>
@@ -4260,7 +4260,7 @@
                 <w:rFonts w:ascii="Times New Roman" w:hAnsi="Times New Roman"/>
                 <w:sz w:val="28"/>
               </w:rPr>
-              <w:t>Сергій Бочін</w:t>
+              <w:t>Ірина Бардакова</w:t>
             </w:r>
           </w:p>
         </w:tc>
@@ -4356,7 +4356,7 @@
                 <w:rFonts w:ascii="Times New Roman" w:hAnsi="Times New Roman"/>
                 <w:sz w:val="28"/>
               </w:rPr>
-              <w:t>Контролювати питання демонтажу гаражів по вул. Василя Сергієнка, 1а, вул.Стародніпровська, біля ТЦ «Амстор» (пр. Інженера Преображенського / вул.Світла), шосе Хортицьке, 44а, вул. Героїв 93-ї бригади, 4, пр.Інженера Преображенського, 3 (гаражі) пр.Ювілейний, 23а (голуб’ятня), пр. Ювілейний, 26а (в районі «Сімба» ТС).</w:t>
+              <w:t>Тримати на контролі розгляд звернення від мешканців району щодо ліквідації сміттєзвалища вздовж огорожі розважального комплексу «Район», яке розташоване на землях Долинської ОТГ.</w:t>
             </w:r>
           </w:p>
         </w:tc>
@@ -4375,7 +4375,7 @@
                 <w:rFonts w:ascii="Times New Roman" w:hAnsi="Times New Roman"/>
                 <w:sz w:val="28"/>
               </w:rPr>
-              <w:t>Аліна Лисенко-Гаманюк</w:t>
+              <w:t>Сергій Бочін</w:t>
             </w:r>
           </w:p>
         </w:tc>
@@ -4413,7 +4413,7 @@
                 <w:rFonts w:ascii="Times New Roman" w:hAnsi="Times New Roman"/>
                 <w:sz w:val="28"/>
               </w:rPr>
-              <w:t>08.08.2026</w:t>
+              <w:t>05.08.2026</w:t>
             </w:r>
           </w:p>
         </w:tc>
@@ -4471,7 +4471,7 @@
                 <w:rFonts w:ascii="Times New Roman" w:hAnsi="Times New Roman"/>
                 <w:sz w:val="28"/>
               </w:rPr>
-              <w:t>Провести роботи з завезення землі шосе Хортицьке 32а та на прилеглу територію до ЗГ №92.</w:t>
+              <w:t>Контролювати питання демонтажу гаражів по вул. Василя Сергієнка, 1а, вул.Стародніпровська, біля ТЦ «Амстор» (пр. Інженера Преображенського / вул.Світла), шосе Хортицьке, 44а, вул. Героїв 93-ї бригади, 4, пр.Інженера Преображенського, 3 (гаражі) пр.Ювілейний, 23а (голуб’ятня), пр. Ювілейний, 26а (в районі «Сімба» ТС).</w:t>
             </w:r>
           </w:p>
         </w:tc>
@@ -4490,7 +4490,7 @@
                 <w:rFonts w:ascii="Times New Roman" w:hAnsi="Times New Roman"/>
                 <w:sz w:val="28"/>
               </w:rPr>
-              <w:t>Ірина Бардакова</w:t>
+              <w:t>Аліна Лисенко-Гаманюк</w:t>
             </w:r>
           </w:p>
         </w:tc>
@@ -4528,7 +4528,7 @@
                 <w:rFonts w:ascii="Times New Roman" w:hAnsi="Times New Roman"/>
                 <w:sz w:val="28"/>
               </w:rPr>
-              <w:t>19.08.2026</w:t>
+              <w:t>08.08.2026</w:t>
             </w:r>
           </w:p>
         </w:tc>
@@ -4586,7 +4586,7 @@
                 <w:rFonts w:ascii="Times New Roman" w:hAnsi="Times New Roman"/>
                 <w:sz w:val="28"/>
               </w:rPr>
-              <w:t>Тримати на контролі демонтаж ржавої тимчасової споруди по пр.Ювілейний (праворуч недобудови).</w:t>
+              <w:t>Провести роботи з завезення землі шосе Хортицьке 32а та на прилеглу територію до ЗГ №92.</w:t>
             </w:r>
           </w:p>
         </w:tc>
@@ -4605,7 +4605,7 @@
                 <w:rFonts w:ascii="Times New Roman" w:hAnsi="Times New Roman"/>
                 <w:sz w:val="28"/>
               </w:rPr>
-              <w:t>Лариса Гавриленко</w:t>
+              <w:t>Ірина Бардакова</w:t>
             </w:r>
           </w:p>
         </w:tc>
@@ -4643,7 +4643,7 @@
                 <w:rFonts w:ascii="Times New Roman" w:hAnsi="Times New Roman"/>
                 <w:sz w:val="28"/>
               </w:rPr>
-              <w:t>22.08.2026</w:t>
+              <w:t>19.08.2026</w:t>
             </w:r>
           </w:p>
         </w:tc>
@@ -4701,7 +4701,7 @@
                 <w:rFonts w:ascii="Times New Roman" w:hAnsi="Times New Roman"/>
                 <w:sz w:val="28"/>
               </w:rPr>
-              <w:t>Провести роботи по відновленню бордюрних каменів на роздільній смузі на перехресті пр.Інженера Преображенського / вул.Світла та на автомобільних кільцях по пр.Ювілейний.</w:t>
+              <w:t>Тримати на контролі демонтаж ржавої тимчасової споруди по пр.Ювілейний (праворуч недобудови).</w:t>
             </w:r>
           </w:p>
         </w:tc>
@@ -4720,7 +4720,7 @@
                 <w:rFonts w:ascii="Times New Roman" w:hAnsi="Times New Roman"/>
                 <w:sz w:val="28"/>
               </w:rPr>
-              <w:t>Ірина Бардакова</w:t>
+              <w:t>Лариса Гавриленко</w:t>
             </w:r>
           </w:p>
         </w:tc>
@@ -4758,7 +4758,7 @@
                 <w:rFonts w:ascii="Times New Roman" w:hAnsi="Times New Roman"/>
                 <w:sz w:val="28"/>
               </w:rPr>
-              <w:t>26.08.2026</w:t>
+              <w:t>22.08.2026</w:t>
             </w:r>
           </w:p>
         </w:tc>
@@ -4816,7 +4816,7 @@
                 <w:rFonts w:ascii="Times New Roman" w:hAnsi="Times New Roman"/>
                 <w:sz w:val="28"/>
               </w:rPr>
-              <w:t>Тримати на контролі питання передачі до КРБП «Зеленбуд» зелених насаджень, які висаджені восени 2025 року у парку «Героїв Національної Гвардії України».</w:t>
+              <w:t>Провести роботи по відновленню бордюрних каменів на роздільній смузі на перехресті пр.Інженера Преображенського / вул.Світла та на автомобільних кільцях по пр.Ювілейний.</w:t>
             </w:r>
           </w:p>
         </w:tc>
@@ -4835,7 +4835,7 @@
                 <w:rFonts w:ascii="Times New Roman" w:hAnsi="Times New Roman"/>
                 <w:sz w:val="28"/>
               </w:rPr>
-              <w:t>Лариса Гавриленко</w:t>
+              <w:t>Ірина Бардакова</w:t>
             </w:r>
           </w:p>
         </w:tc>
@@ -4873,7 +4873,7 @@
                 <w:rFonts w:ascii="Times New Roman" w:hAnsi="Times New Roman"/>
                 <w:sz w:val="28"/>
               </w:rPr>
-              <w:t>24.09.2026</w:t>
+              <w:t>26.08.2026</w:t>
             </w:r>
           </w:p>
         </w:tc>
@@ -4931,7 +4931,7 @@
                 <w:rFonts w:ascii="Times New Roman" w:hAnsi="Times New Roman"/>
                 <w:sz w:val="28"/>
               </w:rPr>
-              <w:t>Опрацювати питання передачі опор освітлення, які розташовані по вул.Василя Стуса та по вул.Новобудов, а також тримати на контролі питання механізму передачі безгосподарного майна.</w:t>
+              <w:t>Тримати на контролі питання передачі до КРБП «Зеленбуд» зелених насаджень, які висаджені восени 2025 року у парку «Героїв Національної Гвардії України».</w:t>
             </w:r>
           </w:p>
         </w:tc>
@@ -5046,7 +5046,7 @@
                 <w:rFonts w:ascii="Times New Roman" w:hAnsi="Times New Roman"/>
                 <w:sz w:val="28"/>
               </w:rPr>
-              <w:t>Разом з Михайлом ЛЕОНТЬЄВИМ тримати на особливому встановлення акумуляторів на світлофори.</w:t>
+              <w:t>Опрацювати питання передачі опор освітлення, які розташовані по вул.Василя Стуса та по вул.Новобудов, а також тримати на контролі питання механізму передачі безгосподарного майна.</w:t>
             </w:r>
           </w:p>
         </w:tc>
@@ -5103,7 +5103,7 @@
                 <w:rFonts w:ascii="Times New Roman" w:hAnsi="Times New Roman"/>
                 <w:sz w:val="28"/>
               </w:rPr>
-              <w:t>30.09.2026</w:t>
+              <w:t>24.09.2026</w:t>
             </w:r>
           </w:p>
         </w:tc>
@@ -5161,7 +5161,7 @@
                 <w:rFonts w:ascii="Times New Roman" w:hAnsi="Times New Roman"/>
                 <w:sz w:val="28"/>
               </w:rPr>
-              <w:t>Провести роботу з СТО по вул.Василя Стуса щодо утримання у належному санітарному стані прилеглу територію.</w:t>
+              <w:t>Разом з Михайлом ЛЕОНТЬЄВИМ тримати на особливому встановлення акумуляторів на світлофори.</w:t>
             </w:r>
           </w:p>
         </w:tc>
@@ -5180,7 +5180,7 @@
                 <w:rFonts w:ascii="Times New Roman" w:hAnsi="Times New Roman"/>
                 <w:sz w:val="28"/>
               </w:rPr>
-              <w:t>Ірна Дикуша</w:t>
+              <w:t>Лариса Гавриленко</w:t>
             </w:r>
           </w:p>
         </w:tc>
@@ -5218,7 +5218,7 @@
                 <w:rFonts w:ascii="Times New Roman" w:hAnsi="Times New Roman"/>
                 <w:sz w:val="28"/>
               </w:rPr>
-              <w:t>04.11.2026</w:t>
+              <w:t>30.09.2026</w:t>
             </w:r>
           </w:p>
         </w:tc>
@@ -5276,7 +5276,7 @@
                 <w:rFonts w:ascii="Times New Roman" w:hAnsi="Times New Roman"/>
                 <w:sz w:val="28"/>
               </w:rPr>
-              <w:t>Розглянути можливість провести роботи з обрізки кущів по вул.Козака Бабури, 20.</w:t>
+              <w:t>Провести роботу з СТО по вул.Василя Стуса щодо утримання у належному санітарному стані прилеглу територію.</w:t>
             </w:r>
           </w:p>
         </w:tc>
@@ -5295,7 +5295,7 @@
                 <w:rFonts w:ascii="Times New Roman" w:hAnsi="Times New Roman"/>
                 <w:sz w:val="28"/>
               </w:rPr>
-              <w:t>Ніна Москаленко</w:t>
+              <w:t>Ірина Дикуша</w:t>
             </w:r>
           </w:p>
         </w:tc>
@@ -5333,7 +5333,7 @@
                 <w:rFonts w:ascii="Times New Roman" w:hAnsi="Times New Roman"/>
                 <w:sz w:val="28"/>
               </w:rPr>
-              <w:t>жовтень/листопад</w:t>
+              <w:t>04.11.2026</w:t>
             </w:r>
           </w:p>
         </w:tc>
@@ -5391,7 +5391,7 @@
                 <w:rFonts w:ascii="Times New Roman" w:hAnsi="Times New Roman"/>
                 <w:sz w:val="28"/>
               </w:rPr>
-              <w:t>Необхідно надавати до районної адміністрації фото «до» та «після» проведених робіт на території району.</w:t>
+              <w:t>Розглянути можливість провести роботи з обрізки кущів по вул.Козака Бабури, 20.</w:t>
             </w:r>
           </w:p>
         </w:tc>
@@ -5410,7 +5410,7 @@
                 <w:rFonts w:ascii="Times New Roman" w:hAnsi="Times New Roman"/>
                 <w:sz w:val="28"/>
               </w:rPr>
-              <w:t>Всім присутнім</w:t>
+              <w:t>Ніна Москаленко</w:t>
             </w:r>
           </w:p>
         </w:tc>
@@ -5448,7 +5448,7 @@
                 <w:rFonts w:ascii="Times New Roman" w:hAnsi="Times New Roman"/>
                 <w:sz w:val="28"/>
               </w:rPr>
-              <w:t>постійно</w:t>
+              <w:t>жовтень/листопад</w:t>
             </w:r>
           </w:p>
         </w:tc>
@@ -5506,7 +5506,7 @@
                 <w:rFonts w:ascii="Times New Roman" w:hAnsi="Times New Roman"/>
                 <w:sz w:val="28"/>
               </w:rPr>
-              <w:t>Тримати на контролі питання закриття ордерів на планові та аварійні роботи на території Хортицького району.</w:t>
+              <w:t>Необхідно надавати до районної адміністрації фото «до» та «після» проведених робіт на території району.</w:t>
             </w:r>
           </w:p>
         </w:tc>
@@ -5525,7 +5525,7 @@
                 <w:rFonts w:ascii="Times New Roman" w:hAnsi="Times New Roman"/>
                 <w:sz w:val="28"/>
               </w:rPr>
-              <w:t>Лариса Гавриленко</w:t>
+              <w:t>Всім присутнім</w:t>
             </w:r>
           </w:p>
         </w:tc>
@@ -5621,7 +5621,7 @@
                 <w:rFonts w:ascii="Times New Roman" w:hAnsi="Times New Roman"/>
                 <w:sz w:val="28"/>
               </w:rPr>
-              <w:t>Проводити роботи по очищенню опор освітлення від оголошень (особлива увага «Асфальтні роботи»).</w:t>
+              <w:t>Тримати на контролі питання закриття ордерів на планові та аварійні роботи на території Хортицького району.</w:t>
             </w:r>
           </w:p>
         </w:tc>
@@ -5640,7 +5640,7 @@
                 <w:rFonts w:ascii="Times New Roman" w:hAnsi="Times New Roman"/>
                 <w:sz w:val="28"/>
               </w:rPr>
-              <w:t>Михайло Леонтьєв</w:t>
+              <w:t>Лариса Гавриленко</w:t>
             </w:r>
           </w:p>
         </w:tc>
@@ -5718,6 +5718,121 @@
                 <w:sz w:val="28"/>
               </w:rPr>
               <w:t>49</w:t>
+            </w:r>
+          </w:p>
+        </w:tc>
+        <w:tc>
+          <w:tcPr>
+            <w:tcW w:type="dxa" w:w="2566"/>
+            <w:vAlign w:val="center"/>
+          </w:tcPr>
+          <w:p>
+            <w:pPr>
+              <w:spacing w:line="240" w:lineRule="auto"/>
+              <w:jc w:val="left"/>
+            </w:pPr>
+            <w:r>
+              <w:rPr>
+                <w:rFonts w:ascii="Times New Roman" w:hAnsi="Times New Roman"/>
+                <w:sz w:val="28"/>
+              </w:rPr>
+              <w:t>Проводити роботи по очищенню опор освітлення від оголошень (особлива увага «Асфальтні роботи»).</w:t>
+            </w:r>
+          </w:p>
+        </w:tc>
+        <w:tc>
+          <w:tcPr>
+            <w:tcW w:type="dxa" w:w="2566"/>
+            <w:vAlign w:val="center"/>
+          </w:tcPr>
+          <w:p>
+            <w:pPr>
+              <w:spacing w:line="240" w:lineRule="auto"/>
+              <w:jc w:val="center"/>
+            </w:pPr>
+            <w:r>
+              <w:rPr>
+                <w:rFonts w:ascii="Times New Roman" w:hAnsi="Times New Roman"/>
+                <w:sz w:val="28"/>
+              </w:rPr>
+              <w:t>Михайло Леонтьєв</w:t>
+            </w:r>
+          </w:p>
+        </w:tc>
+        <w:tc>
+          <w:tcPr>
+            <w:tcW w:type="dxa" w:w="2566"/>
+            <w:vAlign w:val="center"/>
+          </w:tcPr>
+          <w:p>
+            <w:pPr>
+              <w:spacing w:line="240" w:lineRule="auto"/>
+              <w:jc w:val="center"/>
+            </w:pPr>
+            <w:r>
+              <w:rPr>
+                <w:rFonts w:ascii="Times New Roman" w:hAnsi="Times New Roman"/>
+                <w:sz w:val="28"/>
+              </w:rPr>
+              <w:t>15.07.2026</w:t>
+            </w:r>
+          </w:p>
+        </w:tc>
+        <w:tc>
+          <w:tcPr>
+            <w:tcW w:type="dxa" w:w="2566"/>
+            <w:vAlign w:val="center"/>
+          </w:tcPr>
+          <w:p>
+            <w:pPr>
+              <w:spacing w:line="240" w:lineRule="auto"/>
+              <w:jc w:val="center"/>
+            </w:pPr>
+            <w:r>
+              <w:rPr>
+                <w:rFonts w:ascii="Times New Roman" w:hAnsi="Times New Roman"/>
+                <w:sz w:val="28"/>
+              </w:rPr>
+              <w:t>постійно</w:t>
+            </w:r>
+          </w:p>
+        </w:tc>
+        <w:tc>
+          <w:tcPr>
+            <w:tcW w:type="dxa" w:w="2566"/>
+            <w:vAlign w:val="center"/>
+          </w:tcPr>
+          <w:p>
+            <w:pPr>
+              <w:spacing w:line="240" w:lineRule="auto"/>
+              <w:jc w:val="center"/>
+            </w:pPr>
+            <w:r>
+              <w:rPr>
+                <w:rFonts w:ascii="Times New Roman" w:hAnsi="Times New Roman"/>
+                <w:sz w:val="28"/>
+              </w:rPr>
+            </w:r>
+          </w:p>
+        </w:tc>
+      </w:tr>
+      <w:tr>
+        <w:tc>
+          <w:tcPr>
+            <w:tcW w:type="dxa" w:w="2566"/>
+            <w:vAlign w:val="center"/>
+          </w:tcPr>
+          <w:p>
+            <w:pPr>
+              <w:spacing w:line="240" w:lineRule="auto"/>
+              <w:jc w:val="center"/>
+            </w:pPr>
+            <w:r>
+              <w:rPr>
+                <w:rFonts w:ascii="Times New Roman" w:hAnsi="Times New Roman"/>
+                <w:sz w:val="28"/>
+              </w:rPr>
+              <w:t>50</w:t>
             </w:r>
           </w:p>
         </w:tc>
